--- a/examples/tutorial/doc/05-baseline-classification.docx
+++ b/examples/tutorial/doc/05-baseline-classification.docx
@@ -2,7 +2,7 @@
 <file path=word/document.xml><?xml version="1.0" encoding="utf-8"?>
 <w:document xmlns:w="http://schemas.openxmlformats.org/wordprocessingml/2006/main" xmlns:m="http://schemas.openxmlformats.org/officeDocument/2006/math" xmlns:r="http://schemas.openxmlformats.org/officeDocument/2006/relationships" xmlns:o="urn:schemas-microsoft-com:office:office" xmlns:v="urn:schemas-microsoft-com:vml" xmlns:w10="urn:schemas-microsoft-com:office:word" xmlns:a="http://schemas.openxmlformats.org/drawingml/2006/main" xmlns:pic="http://schemas.openxmlformats.org/drawingml/2006/picture" xmlns:wp="http://schemas.openxmlformats.org/drawingml/2006/wordprocessingDrawing">
   <w:body>
-    <w:bookmarkStart w:id="20" w:name="tutorial-05---baseline-classification"/>
+    <w:bookmarkStart w:id="9" w:name="tutorial-05---baseline-classification"/>
     <w:p>
       <w:pPr>
         <w:pStyle w:val="Heading2"/>
@@ -33,6 +33,45 @@
       </w:pPr>
       <w:r>
         <w:rPr>
+          <w:rStyle w:val="FunctionTok"/>
+        </w:rPr>
+        <w:t xml:space="preserve">source</w:t>
+      </w:r>
+      <w:r>
+        <w:rPr>
+          <w:rStyle w:val="NormalTok"/>
+        </w:rPr>
+        <w:t xml:space="preserve">(</w:t>
+      </w:r>
+      <w:r>
+        <w:rPr>
+          <w:rStyle w:val="FunctionTok"/>
+        </w:rPr>
+        <w:t xml:space="preserve">url</w:t>
+      </w:r>
+      <w:r>
+        <w:rPr>
+          <w:rStyle w:val="NormalTok"/>
+        </w:rPr>
+        <w:t xml:space="preserve">(</w:t>
+      </w:r>
+      <w:r>
+        <w:rPr>
+          <w:rStyle w:val="StringTok"/>
+        </w:rPr>
+        <w:t xml:space="preserve">"https://raw.githubusercontent.com/cefet-rj-dal/daltoolbox/main/examples/seed.R"</w:t>
+      </w:r>
+      <w:r>
+        <w:rPr>
+          <w:rStyle w:val="NormalTok"/>
+        </w:rPr>
+        <w:t xml:space="preserve">))</w:t>
+      </w:r>
+      <w:r>
+        <w:br/>
+      </w:r>
+      <w:r>
+        <w:rPr>
           <w:rStyle w:val="CommentTok"/>
         </w:rPr>
         <w:t xml:space="preserve"># install.packages("daltoolbox")</w:t>
@@ -153,25 +192,13 @@
         <w:rPr>
           <w:rStyle w:val="FunctionTok"/>
         </w:rPr>
-        <w:t xml:space="preserve">set.seed</w:t>
-      </w:r>
-      <w:r>
-        <w:rPr>
-          <w:rStyle w:val="NormalTok"/>
-        </w:rPr>
-        <w:t xml:space="preserve">(</w:t>
-      </w:r>
-      <w:r>
-        <w:rPr>
-          <w:rStyle w:val="DecValTok"/>
-        </w:rPr>
-        <w:t xml:space="preserve">1</w:t>
-      </w:r>
-      <w:r>
-        <w:rPr>
-          <w:rStyle w:val="NormalTok"/>
-        </w:rPr>
-        <w:t xml:space="preserve">)</w:t>
+        <w:t xml:space="preserve">set_example_seed</w:t>
+      </w:r>
+      <w:r>
+        <w:rPr>
+          <w:rStyle w:val="NormalTok"/>
+        </w:rPr>
+        <w:t xml:space="preserve">()</w:t>
       </w:r>
       <w:r>
         <w:br/>
@@ -302,7 +329,34 @@
         <w:pStyle w:val="FirstParagraph"/>
       </w:pPr>
       <w:r>
-        <w:t xml:space="preserve">Train the majority classifier. It always predicts the most frequent class seen during training, so it is intentionally weak but very informative as a minimum benchmark.</w:t>
+        <w:t xml:space="preserve">Train the majority classifier. It always predicts the most frequent class seen during training, so it is intentionally weak but very informative as a minimum benchmark. In</w:t>
+      </w:r>
+      <w:r>
+        <w:t xml:space="preserve"> </w:t>
+      </w:r>
+      <w:r>
+        <w:rPr>
+          <w:rStyle w:val="VerbatimChar"/>
+        </w:rPr>
+        <w:t xml:space="preserve">daltoolbox</w:t>
+      </w:r>
+      <w:r>
+        <w:t xml:space="preserve">, classifier predictions are returned as class-score tables, and</w:t>
+      </w:r>
+      <w:r>
+        <w:t xml:space="preserve"> </w:t>
+      </w:r>
+      <w:r>
+        <w:rPr>
+          <w:rStyle w:val="VerbatimChar"/>
+        </w:rPr>
+        <w:t xml:space="preserve">evaluate()</w:t>
+      </w:r>
+      <w:r>
+        <w:t xml:space="preserve"> </w:t>
+      </w:r>
+      <w:r>
+        <w:t xml:space="preserve">can compare them directly with the original factor labels.</w:t>
       </w:r>
     </w:p>
     <w:p>
@@ -356,6 +410,21 @@
       </w:r>
       <w:r>
         <w:rPr>
+          <w:rStyle w:val="FunctionTok"/>
+        </w:rPr>
+        <w:t xml:space="preserve">set_example_seed</w:t>
+      </w:r>
+      <w:r>
+        <w:rPr>
+          <w:rStyle w:val="NormalTok"/>
+        </w:rPr>
+        <w:t xml:space="preserve">()</w:t>
+      </w:r>
+      <w:r>
+        <w:br/>
+      </w:r>
+      <w:r>
+        <w:rPr>
           <w:rStyle w:val="NormalTok"/>
         </w:rPr>
         <w:t xml:space="preserve">baseline </w:t>
@@ -451,19 +520,7 @@
         <w:rPr>
           <w:rStyle w:val="NormalTok"/>
         </w:rPr>
-        <w:t xml:space="preserve">(baseline, </w:t>
-      </w:r>
-      <w:r>
-        <w:rPr>
-          <w:rStyle w:val="FunctionTok"/>
-        </w:rPr>
-        <w:t xml:space="preserve">adjust_class_label</w:t>
-      </w:r>
-      <w:r>
-        <w:rPr>
-          <w:rStyle w:val="NormalTok"/>
-        </w:rPr>
-        <w:t xml:space="preserve">(iris_test</w:t>
+        <w:t xml:space="preserve">(baseline, iris_test</w:t>
       </w:r>
       <w:r>
         <w:rPr>
@@ -475,7 +532,7 @@
         <w:rPr>
           <w:rStyle w:val="NormalTok"/>
         </w:rPr>
-        <w:t xml:space="preserve">Species), baseline_pred)</w:t>
+        <w:t xml:space="preserve">Species, baseline_pred)</w:t>
       </w:r>
       <w:r>
         <w:br/>
@@ -578,6 +635,21 @@
       </w:r>
       <w:r>
         <w:rPr>
+          <w:rStyle w:val="FunctionTok"/>
+        </w:rPr>
+        <w:t xml:space="preserve">set_example_seed</w:t>
+      </w:r>
+      <w:r>
+        <w:rPr>
+          <w:rStyle w:val="NormalTok"/>
+        </w:rPr>
+        <w:t xml:space="preserve">()</w:t>
+      </w:r>
+      <w:r>
+        <w:br/>
+      </w:r>
+      <w:r>
+        <w:rPr>
           <w:rStyle w:val="NormalTok"/>
         </w:rPr>
         <w:t xml:space="preserve">tree </w:t>
@@ -673,19 +745,7 @@
         <w:rPr>
           <w:rStyle w:val="NormalTok"/>
         </w:rPr>
-        <w:t xml:space="preserve">(tree, </w:t>
-      </w:r>
-      <w:r>
-        <w:rPr>
-          <w:rStyle w:val="FunctionTok"/>
-        </w:rPr>
-        <w:t xml:space="preserve">adjust_class_label</w:t>
-      </w:r>
-      <w:r>
-        <w:rPr>
-          <w:rStyle w:val="NormalTok"/>
-        </w:rPr>
-        <w:t xml:space="preserve">(iris_test</w:t>
+        <w:t xml:space="preserve">(tree, iris_test</w:t>
       </w:r>
       <w:r>
         <w:rPr>
@@ -697,7 +757,7 @@
         <w:rPr>
           <w:rStyle w:val="NormalTok"/>
         </w:rPr>
-        <w:t xml:space="preserve">Species), tree_pred)</w:t>
+        <w:t xml:space="preserve">Species, tree_pred)</w:t>
       </w:r>
       <w:r>
         <w:br/>
@@ -738,7 +798,7 @@
         <w:rPr>
           <w:rStyle w:val="VerbatimChar"/>
         </w:rPr>
-        <w:t xml:space="preserve">## 1 0.9666667 10 20  0  0         1      1           1           1  1</w:t>
+        <w:t xml:space="preserve">## 1 0.9333333 10 20  0  0         1      1           1           1  1</w:t>
       </w:r>
     </w:p>
     <w:p>
@@ -749,7 +809,7 @@
         <w:t xml:space="preserve">The practical lesson is simple: always compare a more elaborate model with a transparent baseline, not only with other elaborate models.</w:t>
       </w:r>
     </w:p>
-    <w:bookmarkEnd w:id="20"/>
+    <w:bookmarkEnd w:id="9"/>
     <w:sectPr>
       <w:footnotePr>
         <w:numRestart w:val="eachSect"/>
@@ -871,10 +931,10 @@
   <w:docDefaults>
     <w:rPrDefault>
       <w:rPr>
-        <w:rFonts w:asciiTheme="minorHAnsi" w:cstheme="minorBidi" w:eastAsiaTheme="minorHAnsi" w:hAnsiTheme="minorHAnsi"/>
+        <w:rFonts w:asciiTheme="minorHAnsi" w:cstheme="minorBidi" w:eastAsiaTheme="minorEastAsia" w:hAnsiTheme="minorHAnsi"/>
         <w:sz w:val="24"/>
         <w:szCs w:val="24"/>
-        <w:lang w:bidi="ar-SA" w:eastAsia="en-US" w:val="en-US"/>
+        <w:lang w:bidi="ar-SA" w:eastAsia="zh-CN" w:val="en-US"/>
       </w:rPr>
     </w:rPrDefault>
     <w:pPrDefault>
@@ -1415,13 +1475,6 @@
       </w:tblCellMar>
     </w:tblPr>
     <w:tblStylePr w:type="firstRow">
-      <w:tblPr>
-        <w:jc w:val="left"/>
-        <w:tblInd w:type="dxa" w:w="0"/>
-      </w:tblPr>
-      <w:trPr>
-        <w:jc w:val="left"/>
-      </w:trPr>
       <w:tcPr>
         <w:tcBorders>
           <w:bottom w:val="single"/>
